--- a/public/assets/files/niestacjonarne/NIM1.docx
+++ b/public/assets/files/niestacjonarne/NIM1.docx
@@ -523,6 +523,7 @@
                 <w:i w:val="0"/>
                 <w:sz w:val="22"/>
               </w:rPr>
+              <w:t>I</w:t>
             </w:r>
           </w:p>
         </w:tc>
@@ -560,6 +561,7 @@
                 <w:i w:val="0"/>
                 <w:sz w:val="22"/>
               </w:rPr>
+              <w:t>lektorat</w:t>
             </w:r>
           </w:p>
         </w:tc>

--- a/public/assets/files/niestacjonarne/NIM1.docx
+++ b/public/assets/files/niestacjonarne/NIM1.docx
@@ -681,12 +681,22 @@
         <w:tblW w:w="5000" w:type="pct"/>
       </w:tblPr>
       <w:tblGrid>
-        <w:gridCol w:w="9972"/>
+        <w:gridCol w:w="997"/>
+        <w:gridCol w:w="997"/>
+        <w:gridCol w:w="997"/>
+        <w:gridCol w:w="997"/>
+        <w:gridCol w:w="997"/>
+        <w:gridCol w:w="997"/>
+        <w:gridCol w:w="997"/>
+        <w:gridCol w:w="997"/>
+        <w:gridCol w:w="997"/>
+        <w:gridCol w:w="997"/>
       </w:tblGrid>
       <w:tr>
         <w:tc>
           <w:tcPr>
-            <w:tcW w:type="dxa" w:w="9972"/>
+            <w:tcW w:type="dxa" w:w="9970"/>
+            <w:gridSpan w:val="10"/>
             <w:shd w:val="clear" w:color="auto" w:fill="D9D9D9"/>
           </w:tcPr>
           <w:p>
@@ -705,31 +715,34 @@
           </w:p>
         </w:tc>
       </w:tr>
-    </w:tbl>
-    <w:tbl>
-      <w:tblPr>
-        <w:tblW w:type="auto" w:w="0"/>
-        <w:tblLook w:firstColumn="1" w:firstRow="1" w:lastColumn="0" w:lastRow="0" w:noHBand="0" w:noVBand="1" w:val="04A0"/>
-        <w:tblBorders>
-          <w:top w:val="single" w:sz="4" w:space="0" w:color="000000"/>
-          <w:left w:val="single" w:sz="4" w:space="0" w:color="000000"/>
-          <w:bottom w:val="single" w:sz="4" w:space="0" w:color="000000"/>
-          <w:right w:val="single" w:sz="4" w:space="0" w:color="000000"/>
-          <w:insideH w:val="single" w:sz="4" w:space="0" w:color="000000"/>
-          <w:insideV w:val="single" w:sz="4" w:space="0" w:color="000000"/>
-        </w:tblBorders>
-        <w:tblW w:w="5000" w:type="pct"/>
-      </w:tblPr>
-      <w:tblGrid>
-        <w:gridCol w:w="2493"/>
-        <w:gridCol w:w="2493"/>
-        <w:gridCol w:w="2493"/>
-        <w:gridCol w:w="2493"/>
-      </w:tblGrid>
       <w:tr>
         <w:tc>
           <w:tcPr>
-            <w:tcW w:type="dxa" w:w="2493"/>
+            <w:tcW w:type="dxa" w:w="9970"/>
+            <w:gridSpan w:val="10"/>
+            <w:shd w:val="clear" w:color="auto" w:fill="D9D9D9"/>
+          </w:tcPr>
+          <w:p>
+            <w:pPr>
+              <w:spacing w:before="20" w:after="20"/>
+            </w:pPr>
+            <w:r>
+              <w:rPr>
+                <w:rFonts w:ascii="Aptos" w:hAnsi="Aptos"/>
+                <w:b w:val="0"/>
+                <w:i w:val="0"/>
+                <w:sz w:val="16"/>
+              </w:rPr>
+              <w:t>Wymiar godzinowy (liczba godzin w semestrze)</w:t>
+            </w:r>
+          </w:p>
+        </w:tc>
+      </w:tr>
+      <w:tr>
+        <w:tc>
+          <w:tcPr>
+            <w:tcW w:type="dxa" w:w="1994"/>
+            <w:gridSpan w:val="2"/>
             <w:shd w:val="clear" w:color="auto" w:fill="D9D9D9"/>
           </w:tcPr>
           <w:p>
@@ -749,7 +762,8 @@
         </w:tc>
         <w:tc>
           <w:tcPr>
-            <w:tcW w:type="dxa" w:w="2493"/>
+            <w:tcW w:type="dxa" w:w="2991"/>
+            <w:gridSpan w:val="3"/>
             <w:shd w:val="clear" w:color="auto" w:fill="D9D9D9"/>
           </w:tcPr>
           <w:p>
@@ -769,7 +783,8 @@
         </w:tc>
         <w:tc>
           <w:tcPr>
-            <w:tcW w:type="dxa" w:w="2493"/>
+            <w:tcW w:type="dxa" w:w="2991"/>
+            <w:gridSpan w:val="3"/>
             <w:shd w:val="clear" w:color="auto" w:fill="D9D9D9"/>
           </w:tcPr>
           <w:p>
@@ -789,7 +804,8 @@
         </w:tc>
         <w:tc>
           <w:tcPr>
-            <w:tcW w:type="dxa" w:w="2493"/>
+            <w:tcW w:type="dxa" w:w="1994"/>
+            <w:gridSpan w:val="2"/>
             <w:shd w:val="clear" w:color="auto" w:fill="D9D9D9"/>
           </w:tcPr>
           <w:p>
@@ -811,7 +827,8 @@
       <w:tr>
         <w:tc>
           <w:tcPr>
-            <w:tcW w:type="dxa" w:w="2493"/>
+            <w:tcW w:type="dxa" w:w="1994"/>
+            <w:gridSpan w:val="2"/>
           </w:tcPr>
           <w:p>
             <w:pPr>
@@ -830,7 +847,8 @@
         </w:tc>
         <w:tc>
           <w:tcPr>
-            <w:tcW w:type="dxa" w:w="2493"/>
+            <w:tcW w:type="dxa" w:w="2991"/>
+            <w:gridSpan w:val="3"/>
           </w:tcPr>
           <w:p>
             <w:pPr>
@@ -849,7 +867,8 @@
         </w:tc>
         <w:tc>
           <w:tcPr>
-            <w:tcW w:type="dxa" w:w="2493"/>
+            <w:tcW w:type="dxa" w:w="2991"/>
+            <w:gridSpan w:val="3"/>
           </w:tcPr>
           <w:p>
             <w:pPr>
@@ -868,7 +887,8 @@
         </w:tc>
         <w:tc>
           <w:tcPr>
-            <w:tcW w:type="dxa" w:w="2493"/>
+            <w:tcW w:type="dxa" w:w="1994"/>
+            <w:gridSpan w:val="2"/>
           </w:tcPr>
           <w:p>
             <w:pPr>
@@ -886,30 +906,34 @@
           </w:p>
         </w:tc>
       </w:tr>
-    </w:tbl>
-    <w:tbl>
-      <w:tblPr>
-        <w:tblW w:type="auto" w:w="0"/>
-        <w:tblLook w:firstColumn="1" w:firstRow="1" w:lastColumn="0" w:lastRow="0" w:noHBand="0" w:noVBand="1" w:val="04A0"/>
-        <w:tblBorders>
-          <w:top w:val="single" w:sz="4" w:space="0" w:color="000000"/>
-          <w:left w:val="single" w:sz="4" w:space="0" w:color="000000"/>
-          <w:bottom w:val="single" w:sz="4" w:space="0" w:color="000000"/>
-          <w:right w:val="single" w:sz="4" w:space="0" w:color="000000"/>
-          <w:insideH w:val="single" w:sz="4" w:space="0" w:color="000000"/>
-          <w:insideV w:val="single" w:sz="4" w:space="0" w:color="000000"/>
-        </w:tblBorders>
-        <w:tblW w:w="5000" w:type="pct"/>
-      </w:tblPr>
-      <w:tblGrid>
-        <w:gridCol w:w="3324"/>
-        <w:gridCol w:w="3324"/>
-        <w:gridCol w:w="3324"/>
-      </w:tblGrid>
       <w:tr>
         <w:tc>
           <w:tcPr>
-            <w:tcW w:type="dxa" w:w="3324"/>
+            <w:tcW w:type="dxa" w:w="9970"/>
+            <w:gridSpan w:val="10"/>
+            <w:shd w:val="clear" w:color="auto" w:fill="D9D9D9"/>
+          </w:tcPr>
+          <w:p>
+            <w:pPr>
+              <w:spacing w:before="20" w:after="20"/>
+            </w:pPr>
+            <w:r>
+              <w:rPr>
+                <w:rFonts w:ascii="Aptos" w:hAnsi="Aptos"/>
+                <w:b/>
+                <w:i w:val="0"/>
+                <w:sz w:val="22"/>
+              </w:rPr>
+              <w:t>Bilans ECTS</w:t>
+            </w:r>
+          </w:p>
+        </w:tc>
+      </w:tr>
+      <w:tr>
+        <w:tc>
+          <w:tcPr>
+            <w:tcW w:type="dxa" w:w="4985"/>
+            <w:gridSpan w:val="5"/>
             <w:shd w:val="clear" w:color="auto" w:fill="D9D9D9"/>
           </w:tcPr>
           <w:p>
@@ -929,7 +953,8 @@
         </w:tc>
         <w:tc>
           <w:tcPr>
-            <w:tcW w:type="dxa" w:w="3324"/>
+            <w:tcW w:type="dxa" w:w="2991"/>
+            <w:gridSpan w:val="3"/>
             <w:shd w:val="clear" w:color="auto" w:fill="D9D9D9"/>
           </w:tcPr>
           <w:p>
@@ -949,7 +974,8 @@
         </w:tc>
         <w:tc>
           <w:tcPr>
-            <w:tcW w:type="dxa" w:w="3324"/>
+            <w:tcW w:type="dxa" w:w="1994"/>
+            <w:gridSpan w:val="2"/>
             <w:shd w:val="clear" w:color="auto" w:fill="D9D9D9"/>
           </w:tcPr>
           <w:p>
@@ -971,7 +997,8 @@
       <w:tr>
         <w:tc>
           <w:tcPr>
-            <w:tcW w:type="dxa" w:w="3324"/>
+            <w:tcW w:type="dxa" w:w="4985"/>
+            <w:gridSpan w:val="5"/>
           </w:tcPr>
           <w:p>
             <w:pPr>
@@ -990,7 +1017,8 @@
         </w:tc>
         <w:tc>
           <w:tcPr>
-            <w:tcW w:type="dxa" w:w="3324"/>
+            <w:tcW w:type="dxa" w:w="2991"/>
+            <w:gridSpan w:val="3"/>
           </w:tcPr>
           <w:p>
             <w:pPr>
@@ -1009,7 +1037,8 @@
         </w:tc>
         <w:tc>
           <w:tcPr>
-            <w:tcW w:type="dxa" w:w="3324"/>
+            <w:tcW w:type="dxa" w:w="1994"/>
+            <w:gridSpan w:val="2"/>
           </w:tcPr>
           <w:p>
             <w:pPr>
@@ -1030,7 +1059,8 @@
       <w:tr>
         <w:tc>
           <w:tcPr>
-            <w:tcW w:type="dxa" w:w="3324"/>
+            <w:tcW w:type="dxa" w:w="4985"/>
+            <w:gridSpan w:val="5"/>
           </w:tcPr>
           <w:p>
             <w:pPr>
@@ -1049,7 +1079,8 @@
         </w:tc>
         <w:tc>
           <w:tcPr>
-            <w:tcW w:type="dxa" w:w="3324"/>
+            <w:tcW w:type="dxa" w:w="2991"/>
+            <w:gridSpan w:val="3"/>
           </w:tcPr>
           <w:p>
             <w:pPr>
@@ -1068,7 +1099,8 @@
         </w:tc>
         <w:tc>
           <w:tcPr>
-            <w:tcW w:type="dxa" w:w="3324"/>
+            <w:tcW w:type="dxa" w:w="1994"/>
+            <w:gridSpan w:val="2"/>
           </w:tcPr>
           <w:p>
             <w:pPr>
@@ -1089,7 +1121,29 @@
       <w:tr>
         <w:tc>
           <w:tcPr>
-            <w:tcW w:type="dxa" w:w="3324"/>
+            <w:tcW w:type="dxa" w:w="4985"/>
+            <w:gridSpan w:val="5"/>
+            <w:shd w:val="clear" w:color="auto" w:fill="D9D9D9"/>
+          </w:tcPr>
+          <w:p>
+            <w:pPr>
+              <w:spacing w:before="20" w:after="20"/>
+            </w:pPr>
+            <w:r>
+              <w:rPr>
+                <w:rFonts w:ascii="Aptos" w:hAnsi="Aptos"/>
+                <w:b/>
+                <w:i w:val="0"/>
+                <w:sz w:val="16"/>
+              </w:rPr>
+              <w:t>Opis samodzielnej pracy studenta</w:t>
+            </w:r>
+          </w:p>
+        </w:tc>
+        <w:tc>
+          <w:tcPr>
+            <w:tcW w:type="dxa" w:w="4985"/>
+            <w:gridSpan w:val="5"/>
           </w:tcPr>
           <w:p>
             <w:pPr>
@@ -1102,45 +1156,6 @@
                 <w:i w:val="0"/>
                 <w:sz w:val="22"/>
               </w:rPr>
-              <w:t>Suma</w:t>
-            </w:r>
-          </w:p>
-        </w:tc>
-        <w:tc>
-          <w:tcPr>
-            <w:tcW w:type="dxa" w:w="3324"/>
-          </w:tcPr>
-          <w:p>
-            <w:pPr>
-              <w:spacing w:before="20" w:after="20"/>
-            </w:pPr>
-            <w:r>
-              <w:rPr>
-                <w:rFonts w:ascii="Aptos" w:hAnsi="Aptos"/>
-                <w:b w:val="0"/>
-                <w:i w:val="0"/>
-                <w:sz w:val="22"/>
-              </w:rPr>
-              <w:t>75</w:t>
-            </w:r>
-          </w:p>
-        </w:tc>
-        <w:tc>
-          <w:tcPr>
-            <w:tcW w:type="dxa" w:w="3324"/>
-          </w:tcPr>
-          <w:p>
-            <w:pPr>
-              <w:spacing w:before="20" w:after="20"/>
-            </w:pPr>
-            <w:r>
-              <w:rPr>
-                <w:rFonts w:ascii="Aptos" w:hAnsi="Aptos"/>
-                <w:b w:val="0"/>
-                <w:i w:val="0"/>
-                <w:sz w:val="22"/>
-              </w:rPr>
-              <w:t>3</w:t>
             </w:r>
           </w:p>
         </w:tc>
@@ -1261,7 +1276,7 @@
                 <w:b/>
                 <w:sz w:val="22"/>
               </w:rPr>
-              <w:t>Cwiczenia:</w:t>
+              <w:t>Ćwiczenia:</w:t>
             </w:r>
           </w:p>
           <w:p>
@@ -1454,7 +1469,7 @@
                 <w:rFonts w:ascii="Aptos" w:hAnsi="Aptos"/>
                 <w:sz w:val="22"/>
               </w:rPr>
-              <w:t>☐ Zaliczenie z oceną</w:t>
+              <w:t>☑ Zaliczenie z oceną</w:t>
             </w:r>
           </w:p>
           <w:p>
@@ -1907,14 +1922,14 @@
         <w:tblW w:w="5000" w:type="pct"/>
       </w:tblPr>
       <w:tblGrid>
-        <w:gridCol w:w="3324"/>
-        <w:gridCol w:w="3324"/>
-        <w:gridCol w:w="3324"/>
+        <w:gridCol w:w="680"/>
+        <w:gridCol w:w="4536"/>
+        <w:gridCol w:w="4252"/>
       </w:tblGrid>
       <w:tr>
         <w:tc>
           <w:tcPr>
-            <w:tcW w:type="dxa" w:w="9972"/>
+            <w:tcW w:type="dxa" w:w="9468"/>
             <w:gridSpan w:val="3"/>
             <w:shd w:val="clear" w:color="auto" w:fill="D9D9D9"/>
           </w:tcPr>
@@ -1937,7 +1952,7 @@
       <w:tr>
         <w:tc>
           <w:tcPr>
-            <w:tcW w:type="dxa" w:w="3324"/>
+            <w:tcW w:type="dxa" w:w="680"/>
             <w:shd w:val="clear" w:color="auto" w:fill="D9D9D9"/>
           </w:tcPr>
           <w:p>
@@ -1957,7 +1972,7 @@
         </w:tc>
         <w:tc>
           <w:tcPr>
-            <w:tcW w:type="dxa" w:w="3324"/>
+            <w:tcW w:type="dxa" w:w="4536"/>
             <w:shd w:val="clear" w:color="auto" w:fill="D9D9D9"/>
           </w:tcPr>
           <w:p>
@@ -1977,7 +1992,7 @@
         </w:tc>
         <w:tc>
           <w:tcPr>
-            <w:tcW w:type="dxa" w:w="3324"/>
+            <w:tcW w:type="dxa" w:w="4252"/>
             <w:shd w:val="clear" w:color="auto" w:fill="D9D9D9"/>
           </w:tcPr>
           <w:p>
@@ -1999,7 +2014,7 @@
       <w:tr>
         <w:tc>
           <w:tcPr>
-            <w:tcW w:type="dxa" w:w="3324"/>
+            <w:tcW w:type="dxa" w:w="680"/>
           </w:tcPr>
           <w:p>
             <w:pPr>
@@ -2018,7 +2033,7 @@
         </w:tc>
         <w:tc>
           <w:tcPr>
-            <w:tcW w:type="dxa" w:w="3324"/>
+            <w:tcW w:type="dxa" w:w="4536"/>
           </w:tcPr>
           <w:p>
             <w:pPr>
@@ -2037,7 +2052,7 @@
         </w:tc>
         <w:tc>
           <w:tcPr>
-            <w:tcW w:type="dxa" w:w="3324"/>
+            <w:tcW w:type="dxa" w:w="4252"/>
           </w:tcPr>
           <w:p>
             <w:pPr>
@@ -2057,7 +2072,7 @@
       <w:tr>
         <w:tc>
           <w:tcPr>
-            <w:tcW w:type="dxa" w:w="3324"/>
+            <w:tcW w:type="dxa" w:w="680"/>
           </w:tcPr>
           <w:p>
             <w:pPr>
@@ -2076,7 +2091,7 @@
         </w:tc>
         <w:tc>
           <w:tcPr>
-            <w:tcW w:type="dxa" w:w="3324"/>
+            <w:tcW w:type="dxa" w:w="4536"/>
           </w:tcPr>
           <w:p>
             <w:pPr>
@@ -2095,7 +2110,7 @@
         </w:tc>
         <w:tc>
           <w:tcPr>
-            <w:tcW w:type="dxa" w:w="3324"/>
+            <w:tcW w:type="dxa" w:w="4252"/>
           </w:tcPr>
           <w:p>
             <w:pPr>
@@ -2115,7 +2130,7 @@
       <w:tr>
         <w:tc>
           <w:tcPr>
-            <w:tcW w:type="dxa" w:w="3324"/>
+            <w:tcW w:type="dxa" w:w="680"/>
           </w:tcPr>
           <w:p>
             <w:pPr>
@@ -2134,7 +2149,7 @@
         </w:tc>
         <w:tc>
           <w:tcPr>
-            <w:tcW w:type="dxa" w:w="3324"/>
+            <w:tcW w:type="dxa" w:w="4536"/>
           </w:tcPr>
           <w:p>
             <w:pPr>
@@ -2153,7 +2168,7 @@
         </w:tc>
         <w:tc>
           <w:tcPr>
-            <w:tcW w:type="dxa" w:w="3324"/>
+            <w:tcW w:type="dxa" w:w="4252"/>
           </w:tcPr>
           <w:p>
             <w:pPr>
@@ -2173,7 +2188,7 @@
       <w:tr>
         <w:tc>
           <w:tcPr>
-            <w:tcW w:type="dxa" w:w="3324"/>
+            <w:tcW w:type="dxa" w:w="680"/>
           </w:tcPr>
           <w:p>
             <w:pPr>
@@ -2192,7 +2207,7 @@
         </w:tc>
         <w:tc>
           <w:tcPr>
-            <w:tcW w:type="dxa" w:w="3324"/>
+            <w:tcW w:type="dxa" w:w="4536"/>
           </w:tcPr>
           <w:p>
             <w:pPr>
@@ -2211,7 +2226,7 @@
         </w:tc>
         <w:tc>
           <w:tcPr>
-            <w:tcW w:type="dxa" w:w="3324"/>
+            <w:tcW w:type="dxa" w:w="4252"/>
           </w:tcPr>
           <w:p>
             <w:pPr>
@@ -2231,7 +2246,7 @@
       <w:tr>
         <w:tc>
           <w:tcPr>
-            <w:tcW w:type="dxa" w:w="3324"/>
+            <w:tcW w:type="dxa" w:w="680"/>
           </w:tcPr>
           <w:p>
             <w:pPr>
@@ -2250,7 +2265,7 @@
         </w:tc>
         <w:tc>
           <w:tcPr>
-            <w:tcW w:type="dxa" w:w="3324"/>
+            <w:tcW w:type="dxa" w:w="4536"/>
           </w:tcPr>
           <w:p>
             <w:pPr>
@@ -2269,7 +2284,7 @@
         </w:tc>
         <w:tc>
           <w:tcPr>
-            <w:tcW w:type="dxa" w:w="3324"/>
+            <w:tcW w:type="dxa" w:w="4252"/>
           </w:tcPr>
           <w:p>
             <w:pPr>
@@ -2289,7 +2304,7 @@
       <w:tr>
         <w:tc>
           <w:tcPr>
-            <w:tcW w:type="dxa" w:w="3324"/>
+            <w:tcW w:type="dxa" w:w="680"/>
           </w:tcPr>
           <w:p>
             <w:pPr>
@@ -2308,7 +2323,7 @@
         </w:tc>
         <w:tc>
           <w:tcPr>
-            <w:tcW w:type="dxa" w:w="3324"/>
+            <w:tcW w:type="dxa" w:w="4536"/>
           </w:tcPr>
           <w:p>
             <w:pPr>
@@ -2327,7 +2342,7 @@
         </w:tc>
         <w:tc>
           <w:tcPr>
-            <w:tcW w:type="dxa" w:w="3324"/>
+            <w:tcW w:type="dxa" w:w="4252"/>
           </w:tcPr>
           <w:p>
             <w:pPr>
@@ -2347,7 +2362,7 @@
       <w:tr>
         <w:tc>
           <w:tcPr>
-            <w:tcW w:type="dxa" w:w="3324"/>
+            <w:tcW w:type="dxa" w:w="680"/>
           </w:tcPr>
           <w:p>
             <w:pPr>
@@ -2366,7 +2381,7 @@
         </w:tc>
         <w:tc>
           <w:tcPr>
-            <w:tcW w:type="dxa" w:w="3324"/>
+            <w:tcW w:type="dxa" w:w="4536"/>
           </w:tcPr>
           <w:p>
             <w:pPr>
@@ -2385,7 +2400,7 @@
         </w:tc>
         <w:tc>
           <w:tcPr>
-            <w:tcW w:type="dxa" w:w="3324"/>
+            <w:tcW w:type="dxa" w:w="4252"/>
           </w:tcPr>
           <w:p>
             <w:pPr>
@@ -2405,7 +2420,7 @@
       <w:tr>
         <w:tc>
           <w:tcPr>
-            <w:tcW w:type="dxa" w:w="3324"/>
+            <w:tcW w:type="dxa" w:w="680"/>
           </w:tcPr>
           <w:p>
             <w:pPr>
@@ -2424,7 +2439,7 @@
         </w:tc>
         <w:tc>
           <w:tcPr>
-            <w:tcW w:type="dxa" w:w="3324"/>
+            <w:tcW w:type="dxa" w:w="4536"/>
           </w:tcPr>
           <w:p>
             <w:pPr>
@@ -2443,7 +2458,7 @@
         </w:tc>
         <w:tc>
           <w:tcPr>
-            <w:tcW w:type="dxa" w:w="3324"/>
+            <w:tcW w:type="dxa" w:w="4252"/>
           </w:tcPr>
           <w:p>
             <w:pPr>
@@ -2463,7 +2478,7 @@
       <w:tr>
         <w:tc>
           <w:tcPr>
-            <w:tcW w:type="dxa" w:w="3324"/>
+            <w:tcW w:type="dxa" w:w="680"/>
           </w:tcPr>
           <w:p>
             <w:pPr>
@@ -2482,7 +2497,7 @@
         </w:tc>
         <w:tc>
           <w:tcPr>
-            <w:tcW w:type="dxa" w:w="3324"/>
+            <w:tcW w:type="dxa" w:w="4536"/>
           </w:tcPr>
           <w:p>
             <w:pPr>
@@ -2501,7 +2516,7 @@
         </w:tc>
         <w:tc>
           <w:tcPr>
-            <w:tcW w:type="dxa" w:w="3324"/>
+            <w:tcW w:type="dxa" w:w="4252"/>
           </w:tcPr>
           <w:p>
             <w:pPr>
@@ -2521,7 +2536,7 @@
       <w:tr>
         <w:tc>
           <w:tcPr>
-            <w:tcW w:type="dxa" w:w="3324"/>
+            <w:tcW w:type="dxa" w:w="680"/>
           </w:tcPr>
           <w:p>
             <w:pPr>
@@ -2540,7 +2555,7 @@
         </w:tc>
         <w:tc>
           <w:tcPr>
-            <w:tcW w:type="dxa" w:w="3324"/>
+            <w:tcW w:type="dxa" w:w="4536"/>
           </w:tcPr>
           <w:p>
             <w:pPr>
@@ -2559,7 +2574,7 @@
         </w:tc>
         <w:tc>
           <w:tcPr>
-            <w:tcW w:type="dxa" w:w="3324"/>
+            <w:tcW w:type="dxa" w:w="4252"/>
           </w:tcPr>
           <w:p>
             <w:pPr>
@@ -2579,7 +2594,7 @@
       <w:tr>
         <w:tc>
           <w:tcPr>
-            <w:tcW w:type="dxa" w:w="3324"/>
+            <w:tcW w:type="dxa" w:w="680"/>
           </w:tcPr>
           <w:p>
             <w:pPr>
@@ -2598,7 +2613,7 @@
         </w:tc>
         <w:tc>
           <w:tcPr>
-            <w:tcW w:type="dxa" w:w="3324"/>
+            <w:tcW w:type="dxa" w:w="4536"/>
           </w:tcPr>
           <w:p>
             <w:pPr>
@@ -2617,7 +2632,7 @@
         </w:tc>
         <w:tc>
           <w:tcPr>
-            <w:tcW w:type="dxa" w:w="3324"/>
+            <w:tcW w:type="dxa" w:w="4252"/>
           </w:tcPr>
           <w:p>
             <w:pPr>
@@ -2637,7 +2652,7 @@
       <w:tr>
         <w:tc>
           <w:tcPr>
-            <w:tcW w:type="dxa" w:w="3324"/>
+            <w:tcW w:type="dxa" w:w="680"/>
           </w:tcPr>
           <w:p>
             <w:pPr>
@@ -2656,7 +2671,7 @@
         </w:tc>
         <w:tc>
           <w:tcPr>
-            <w:tcW w:type="dxa" w:w="3324"/>
+            <w:tcW w:type="dxa" w:w="4536"/>
           </w:tcPr>
           <w:p>
             <w:pPr>
@@ -2675,7 +2690,7 @@
         </w:tc>
         <w:tc>
           <w:tcPr>
-            <w:tcW w:type="dxa" w:w="3324"/>
+            <w:tcW w:type="dxa" w:w="4252"/>
           </w:tcPr>
           <w:p>
             <w:pPr>
@@ -2695,7 +2710,7 @@
       <w:tr>
         <w:tc>
           <w:tcPr>
-            <w:tcW w:type="dxa" w:w="3324"/>
+            <w:tcW w:type="dxa" w:w="680"/>
           </w:tcPr>
           <w:p>
             <w:pPr>
@@ -2714,7 +2729,7 @@
         </w:tc>
         <w:tc>
           <w:tcPr>
-            <w:tcW w:type="dxa" w:w="3324"/>
+            <w:tcW w:type="dxa" w:w="4536"/>
           </w:tcPr>
           <w:p>
             <w:pPr>
@@ -2733,7 +2748,7 @@
         </w:tc>
         <w:tc>
           <w:tcPr>
-            <w:tcW w:type="dxa" w:w="3324"/>
+            <w:tcW w:type="dxa" w:w="4252"/>
           </w:tcPr>
           <w:p>
             <w:pPr>
@@ -2753,7 +2768,7 @@
       <w:tr>
         <w:tc>
           <w:tcPr>
-            <w:tcW w:type="dxa" w:w="3324"/>
+            <w:tcW w:type="dxa" w:w="680"/>
           </w:tcPr>
           <w:p>
             <w:pPr>
@@ -2772,7 +2787,7 @@
         </w:tc>
         <w:tc>
           <w:tcPr>
-            <w:tcW w:type="dxa" w:w="3324"/>
+            <w:tcW w:type="dxa" w:w="4536"/>
           </w:tcPr>
           <w:p>
             <w:pPr>
@@ -2791,7 +2806,7 @@
         </w:tc>
         <w:tc>
           <w:tcPr>
-            <w:tcW w:type="dxa" w:w="3324"/>
+            <w:tcW w:type="dxa" w:w="4252"/>
           </w:tcPr>
           <w:p>
             <w:pPr>
@@ -2811,7 +2826,7 @@
       <w:tr>
         <w:tc>
           <w:tcPr>
-            <w:tcW w:type="dxa" w:w="3324"/>
+            <w:tcW w:type="dxa" w:w="680"/>
           </w:tcPr>
           <w:p>
             <w:pPr>
@@ -2830,7 +2845,7 @@
         </w:tc>
         <w:tc>
           <w:tcPr>
-            <w:tcW w:type="dxa" w:w="3324"/>
+            <w:tcW w:type="dxa" w:w="4536"/>
           </w:tcPr>
           <w:p>
             <w:pPr>
@@ -2849,7 +2864,7 @@
         </w:tc>
         <w:tc>
           <w:tcPr>
-            <w:tcW w:type="dxa" w:w="3324"/>
+            <w:tcW w:type="dxa" w:w="4252"/>
           </w:tcPr>
           <w:p>
             <w:pPr>
@@ -3217,6 +3232,7 @@
                 <w:i w:val="0"/>
                 <w:sz w:val="22"/>
               </w:rPr>
+              <w:t>Obecność na zajęciach – zgodnie z regulaminem 15% nieobecności nieustawiedliwionych, 15% nieobecności usprawiedliwionych; Prace pisemne – min. jedna praca na semestr.; Kolokwia/testy/kartkówki na podstawie opracowanego materiału – 1-2 na semestr (decyzja lektora); Wypowiedź ustna (o rodzaju decyduje lektor).; Przygotowywanie prac domowych oraz aktywne uczestnictwo w zajęciach.; Kryteria zaliczenia: uzyskanie przynajmniej 51% możliwych punktów za prace pisemne/testy/formę zaliczenia ustaloną przez lektora na podstawie poziomu grupy oraz pozytywna (min. 3.0) ocena łączna za pozostałe formy.</w:t>
             </w:r>
           </w:p>
         </w:tc>
@@ -3273,6 +3289,7 @@
                 <w:i w:val="0"/>
                 <w:sz w:val="22"/>
               </w:rPr>
+              <w:t>Obecność na zajęciach – zgodnie z regulaminem 15% nieobecności nieustawiedliwionych, 15% nieobecności usprawiedliwionych; Prace pisemne – min. jedna praca na semestr.; Kolokwia/testy/kartkówki na podstawie opracowanego materiału – 1-2 na semestr (decyzja lektora); Wypowiedź ustna (o rodzaju decyduje lektor).; Przygotowywanie prac domowych oraz aktywne uczestnictwo w zajęciach.; Kryteria zaliczenia: uzyskanie przynajmniej 51% możliwych punktów za prace pisemne/testy/formę zaliczenia ustaloną przez lektora na podstawie poziomu grupy oraz pozytywna (min. 3.0) ocena łączna za pozostałe formy.</w:t>
             </w:r>
           </w:p>
         </w:tc>
@@ -3329,6 +3346,7 @@
                 <w:i w:val="0"/>
                 <w:sz w:val="22"/>
               </w:rPr>
+              <w:t>Obecność na zajęciach – zgodnie z regulaminem 15% nieobecności nieustawiedliwionych, 15% nieobecności usprawiedliwionych; Prace pisemne – min. jedna praca na semestr.; Kolokwia/testy/kartkówki na podstawie opracowanego materiału – 1-2 na semestr (decyzja lektora); Wypowiedź ustna (o rodzaju decyduje lektor).; Przygotowywanie prac domowych oraz aktywne uczestnictwo w zajęciach.; Kryteria zaliczenia: uzyskanie przynajmniej 51% możliwych punktów za prace pisemne/testy/formę zaliczenia ustaloną przez lektora na podstawie poziomu grupy oraz pozytywna (min. 3.0) ocena łączna za pozostałe formy.</w:t>
             </w:r>
           </w:p>
         </w:tc>
@@ -3491,6 +3509,7 @@
                 <w:i w:val="0"/>
                 <w:sz w:val="22"/>
               </w:rPr>
+              <w:t>Obecność na zajęciach – zgodnie z regulaminem 15% nieobecności nieustawiedliwionych, 15% nieobecności usprawiedliwionych; Prace pisemne – min. jedna praca na semestr.; Kolokwia/testy/kartkówki na podstawie opracowanego materiału – 1-2 na semestr (decyzja lektora); Wypowiedź ustna (o rodzaju decyduje lektor).; Przygotowywanie prac domowych oraz aktywne uczestnictwo w zajęciach.; Kryteria zaliczenia: uzyskanie przynajmniej 51% możliwych punktów za prace pisemne/testy/formę zaliczenia ustaloną przez lektora na podstawie poziomu grupy oraz pozytywna (min. 3.0) ocena łączna za pozostałe formy.</w:t>
             </w:r>
           </w:p>
         </w:tc>
@@ -3548,6 +3567,7 @@
                 <w:i w:val="0"/>
                 <w:sz w:val="22"/>
               </w:rPr>
+              <w:t>Obecność na zajęciach – zgodnie z regulaminem 15% nieobecności nieustawiedliwionych, 15% nieobecności usprawiedliwionych; Prace pisemne – min. jedna praca na semestr.; Kolokwia/testy/kartkówki na podstawie opracowanego materiału – 1-2 na semestr (decyzja lektora); Wypowiedź ustna (o rodzaju decyduje lektor).; Przygotowywanie prac domowych oraz aktywne uczestnictwo w zajęciach.; Kryteria zaliczenia: uzyskanie przynajmniej 51% możliwych punktów za prace pisemne/testy/formę zaliczenia ustaloną przez lektora na podstawie poziomu grupy oraz pozytywna (min. 3.0) ocena łączna za pozostałe formy.</w:t>
             </w:r>
           </w:p>
         </w:tc>
@@ -3710,6 +3730,7 @@
                 <w:i w:val="0"/>
                 <w:sz w:val="22"/>
               </w:rPr>
+              <w:t>Obecność na zajęciach – zgodnie z regulaminem 15% nieobecności nieustawiedliwionych, 15% nieobecności usprawiedliwionych; Prace pisemne – min. jedna praca na semestr.; Kolokwia/testy/kartkówki na podstawie opracowanego materiału – 1-2 na semestr (decyzja lektora); Wypowiedź ustna (o rodzaju decyduje lektor).; Przygotowywanie prac domowych oraz aktywne uczestnictwo w zajęciach.; Kryteria zaliczenia: uzyskanie przynajmniej 51% możliwych punktów za prace pisemne/testy/formę zaliczenia ustaloną przez lektora na podstawie poziomu grupy oraz pozytywna (min. 3.0) ocena łączna za pozostałe formy.</w:t>
             </w:r>
           </w:p>
         </w:tc>
@@ -3767,6 +3788,7 @@
                 <w:i w:val="0"/>
                 <w:sz w:val="22"/>
               </w:rPr>
+              <w:t>Obecność na zajęciach – zgodnie z regulaminem 15% nieobecności nieustawiedliwionych, 15% nieobecności usprawiedliwionych; Prace pisemne – min. jedna praca na semestr.; Kolokwia/testy/kartkówki na podstawie opracowanego materiału – 1-2 na semestr (decyzja lektora); Wypowiedź ustna (o rodzaju decyduje lektor).; Przygotowywanie prac domowych oraz aktywne uczestnictwo w zajęciach.; Kryteria zaliczenia: uzyskanie przynajmniej 51% możliwych punktów za prace pisemne/testy/formę zaliczenia ustaloną przez lektora na podstawie poziomu grupy oraz pozytywna (min. 3.0) ocena łączna za pozostałe formy.</w:t>
             </w:r>
           </w:p>
         </w:tc>
@@ -3872,62 +3894,6 @@
                 <w:sz w:val="16"/>
               </w:rPr>
               <w:t>Wyposażenie specjalistyczne konieczne do realizacji przedmiotu</w:t>
-            </w:r>
-          </w:p>
-        </w:tc>
-      </w:tr>
-      <w:tr>
-        <w:tc>
-          <w:tcPr>
-            <w:tcW w:type="dxa" w:w="3324"/>
-          </w:tcPr>
-          <w:p>
-            <w:pPr>
-              <w:spacing w:before="20" w:after="20"/>
-            </w:pPr>
-            <w:r>
-              <w:rPr>
-                <w:rFonts w:ascii="Aptos" w:hAnsi="Aptos"/>
-                <w:b w:val="0"/>
-                <w:i w:val="0"/>
-                <w:sz w:val="22"/>
-              </w:rPr>
-            </w:r>
-          </w:p>
-        </w:tc>
-        <w:tc>
-          <w:tcPr>
-            <w:tcW w:type="dxa" w:w="3324"/>
-          </w:tcPr>
-          <w:p>
-            <w:pPr>
-              <w:spacing w:before="20" w:after="20"/>
-            </w:pPr>
-            <w:r>
-              <w:rPr>
-                <w:rFonts w:ascii="Aptos" w:hAnsi="Aptos"/>
-                <w:b w:val="0"/>
-                <w:i w:val="0"/>
-                <w:sz w:val="22"/>
-              </w:rPr>
-            </w:r>
-          </w:p>
-        </w:tc>
-        <w:tc>
-          <w:tcPr>
-            <w:tcW w:type="dxa" w:w="3324"/>
-          </w:tcPr>
-          <w:p>
-            <w:pPr>
-              <w:spacing w:before="20" w:after="20"/>
-            </w:pPr>
-            <w:r>
-              <w:rPr>
-                <w:rFonts w:ascii="Aptos" w:hAnsi="Aptos"/>
-                <w:b w:val="0"/>
-                <w:i w:val="0"/>
-                <w:sz w:val="22"/>
-              </w:rPr>
             </w:r>
           </w:p>
         </w:tc>

--- a/public/assets/files/niestacjonarne/NIM1.docx
+++ b/public/assets/files/niestacjonarne/NIM1.docx
@@ -1156,6 +1156,7 @@
                 <w:i w:val="0"/>
                 <w:sz w:val="22"/>
               </w:rPr>
+              <w:t>Nauka słownictwa i gramatyki języka niemieckiego; przygotowywanie prac pisemnych; ćwiczenia konwersacyjne; przygotowanie do kolokwiów i testów.</w:t>
             </w:r>
           </w:p>
         </w:tc>
@@ -1276,7 +1277,7 @@
                 <w:b/>
                 <w:sz w:val="22"/>
               </w:rPr>
-              <w:t>Ćwiczenia:</w:t>
+              <w:t>Ćwiczenia / Laboratorium:</w:t>
             </w:r>
           </w:p>
           <w:p>
@@ -1289,7 +1290,72 @@
                 <w:b w:val="0"/>
                 <w:sz w:val="22"/>
               </w:rPr>
-              <w:t>• analiza tekstów z dyskusją, metoda projektów (projekt praktyczny), praca w grupach, dyskusja, rozwiązywanie zadań, burza mózgów, mind map, praca grupowa nad projektem z wykorzystaniem nowoczesnych technik informatycznych, warsztaty</w:t>
+              <w:t>• analiza tekstów z dyskusją</w:t>
+            </w:r>
+          </w:p>
+          <w:p>
+            <w:pPr>
+              <w:spacing w:before="20" w:after="20"/>
+            </w:pPr>
+            <w:r>
+              <w:rPr>
+                <w:rFonts w:ascii="Aptos" w:hAnsi="Aptos"/>
+                <w:b w:val="0"/>
+                <w:sz w:val="22"/>
+              </w:rPr>
+              <w:t>• rozwiązywanie zadań</w:t>
+            </w:r>
+          </w:p>
+          <w:p>
+            <w:pPr>
+              <w:spacing w:before="20" w:after="20"/>
+            </w:pPr>
+            <w:r>
+              <w:rPr>
+                <w:rFonts w:ascii="Aptos" w:hAnsi="Aptos"/>
+                <w:b w:val="0"/>
+                <w:sz w:val="22"/>
+              </w:rPr>
+              <w:t>• burza mózgów</w:t>
+            </w:r>
+          </w:p>
+          <w:p>
+            <w:pPr>
+              <w:spacing w:before="20" w:after="20"/>
+            </w:pPr>
+            <w:r>
+              <w:rPr>
+                <w:rFonts w:ascii="Aptos" w:hAnsi="Aptos"/>
+                <w:b w:val="0"/>
+                <w:sz w:val="22"/>
+              </w:rPr>
+              <w:t>• mind map</w:t>
+            </w:r>
+          </w:p>
+          <w:p>
+            <w:pPr>
+              <w:spacing w:before="20" w:after="20"/>
+            </w:pPr>
+            <w:r>
+              <w:rPr>
+                <w:rFonts w:ascii="Aptos" w:hAnsi="Aptos"/>
+                <w:b w:val="0"/>
+                <w:sz w:val="22"/>
+              </w:rPr>
+              <w:t>• praca grupowa nad projektem z wykorzystaniem nowoczesnych technik informatycznych</w:t>
+            </w:r>
+          </w:p>
+          <w:p>
+            <w:pPr>
+              <w:spacing w:before="20" w:after="20"/>
+            </w:pPr>
+            <w:r>
+              <w:rPr>
+                <w:rFonts w:ascii="Aptos" w:hAnsi="Aptos"/>
+                <w:b w:val="0"/>
+                <w:sz w:val="22"/>
+              </w:rPr>
+              <w:t>• warsztaty</w:t>
             </w:r>
           </w:p>
         </w:tc>
@@ -1540,69 +1606,10 @@
             <w:r>
               <w:rPr>
                 <w:rFonts w:ascii="Aptos" w:hAnsi="Aptos"/>
+                <w:b w:val="0"/>
+                <w:i w:val="0"/>
                 <w:sz w:val="22"/>
               </w:rPr>
-              <w:t>1. Obecność na zajęciach – zgodnie z regulaminem 15% nieobecności nieustawiedliwionych, 15% nieobecności usprawiedliwionych</w:t>
-            </w:r>
-          </w:p>
-          <w:p>
-            <w:pPr>
-              <w:spacing w:before="20" w:after="20"/>
-            </w:pPr>
-            <w:r>
-              <w:rPr>
-                <w:rFonts w:ascii="Aptos" w:hAnsi="Aptos"/>
-                <w:sz w:val="22"/>
-              </w:rPr>
-              <w:t>2. Prace pisemne – min. jedna praca na semestr.</w:t>
-            </w:r>
-          </w:p>
-          <w:p>
-            <w:pPr>
-              <w:spacing w:before="20" w:after="20"/>
-            </w:pPr>
-            <w:r>
-              <w:rPr>
-                <w:rFonts w:ascii="Aptos" w:hAnsi="Aptos"/>
-                <w:sz w:val="22"/>
-              </w:rPr>
-              <w:t>3. Kolokwia/testy/kartkówki na podstawie opracowanego materiału – 1-2 na semestr (decyzja lektora)</w:t>
-            </w:r>
-          </w:p>
-          <w:p>
-            <w:pPr>
-              <w:spacing w:before="20" w:after="20"/>
-            </w:pPr>
-            <w:r>
-              <w:rPr>
-                <w:rFonts w:ascii="Aptos" w:hAnsi="Aptos"/>
-                <w:sz w:val="22"/>
-              </w:rPr>
-              <w:t>4. Wypowiedź ustna (o rodzaju decyduje lektor).</w:t>
-            </w:r>
-          </w:p>
-          <w:p>
-            <w:pPr>
-              <w:spacing w:before="20" w:after="20"/>
-            </w:pPr>
-            <w:r>
-              <w:rPr>
-                <w:rFonts w:ascii="Aptos" w:hAnsi="Aptos"/>
-                <w:sz w:val="22"/>
-              </w:rPr>
-              <w:t>5. Przygotowywanie prac domowych oraz aktywne uczestnictwo w zajęciach.</w:t>
-            </w:r>
-          </w:p>
-          <w:p>
-            <w:pPr>
-              <w:spacing w:before="20" w:after="20"/>
-            </w:pPr>
-            <w:r>
-              <w:rPr>
-                <w:rFonts w:ascii="Aptos" w:hAnsi="Aptos"/>
-                <w:sz w:val="22"/>
-              </w:rPr>
-              <w:t>6. Kryteria zaliczenia: uzyskanie przynajmniej 51% możliwych punktów za prace pisemne/testy/formę zaliczenia ustaloną przez lektora na podstawie poziomu grupy oraz pozytywna (min. 3.0) ocena łączna za pozostałe formy.</w:t>
             </w:r>
           </w:p>
         </w:tc>
@@ -1619,7 +1626,7 @@
                 <w:rFonts w:ascii="Aptos" w:hAnsi="Aptos"/>
                 <w:sz w:val="22"/>
               </w:rPr>
-              <w:t>1. Obecność na zajęciach – zgodnie z regulaminem 15% nieobecności nieustawiedliwionych, 15% nieobecności usprawiedliwionych</w:t>
+              <w:t>1. kolokwium</w:t>
             </w:r>
           </w:p>
           <w:p>
@@ -1631,7 +1638,7 @@
                 <w:rFonts w:ascii="Aptos" w:hAnsi="Aptos"/>
                 <w:sz w:val="22"/>
               </w:rPr>
-              <w:t>2. Prace pisemne – min. jedna praca na semestr.</w:t>
+              <w:t>2. egzamin ustny</w:t>
             </w:r>
           </w:p>
           <w:p>
@@ -1643,43 +1650,7 @@
                 <w:rFonts w:ascii="Aptos" w:hAnsi="Aptos"/>
                 <w:sz w:val="22"/>
               </w:rPr>
-              <w:t>3. Kolokwia/testy/kartkówki na podstawie opracowanego materiału – 1-2 na semestr (decyzja lektora)</w:t>
-            </w:r>
-          </w:p>
-          <w:p>
-            <w:pPr>
-              <w:spacing w:before="20" w:after="20"/>
-            </w:pPr>
-            <w:r>
-              <w:rPr>
-                <w:rFonts w:ascii="Aptos" w:hAnsi="Aptos"/>
-                <w:sz w:val="22"/>
-              </w:rPr>
-              <w:t>4. Wypowiedź ustna (o rodzaju decyduje lektor).</w:t>
-            </w:r>
-          </w:p>
-          <w:p>
-            <w:pPr>
-              <w:spacing w:before="20" w:after="20"/>
-            </w:pPr>
-            <w:r>
-              <w:rPr>
-                <w:rFonts w:ascii="Aptos" w:hAnsi="Aptos"/>
-                <w:sz w:val="22"/>
-              </w:rPr>
-              <w:t>5. Przygotowywanie prac domowych oraz aktywne uczestnictwo w zajęciach.</w:t>
-            </w:r>
-          </w:p>
-          <w:p>
-            <w:pPr>
-              <w:spacing w:before="20" w:after="20"/>
-            </w:pPr>
-            <w:r>
-              <w:rPr>
-                <w:rFonts w:ascii="Aptos" w:hAnsi="Aptos"/>
-                <w:sz w:val="22"/>
-              </w:rPr>
-              <w:t>6. Kryteria zaliczenia: uzyskanie przynajmniej 51% możliwych punktów za prace pisemne/testy/formę zaliczenia ustaloną przez lektora na podstawie poziomu grupy oraz pozytywna (min. 3.0) ocena łączna za pozostałe formy.</w:t>
+              <w:t>3. ocena sporządzonego dokumentu</w:t>
             </w:r>
           </w:p>
         </w:tc>
@@ -2046,7 +2017,7 @@
                 <w:i w:val="0"/>
                 <w:sz w:val="22"/>
               </w:rPr>
-              <w:t>Mein Tagesablauf. T2- Guten Tag, Guten Morgen.</w:t>
+              <w:t>Niemiecki na świecie - ogólne informacje o krajach niemieckojęzycznych, alfabet, przywitania, pożegnania, pytanie o samopoczucie - odmiana czasownika</w:t>
             </w:r>
           </w:p>
         </w:tc>
@@ -2104,7 +2075,7 @@
                 <w:i w:val="0"/>
                 <w:sz w:val="22"/>
               </w:rPr>
-              <w:t>Willkommen. T2.- Ich spreche ein bisschen Deutsch.</w:t>
+              <w:t>Przedstawianie siebie i opis rodziny-zaimki dzierżawcze</w:t>
             </w:r>
           </w:p>
         </w:tc>
@@ -2162,7 +2133,7 @@
                 <w:i w:val="0"/>
                 <w:sz w:val="22"/>
               </w:rPr>
-              <w:t>Ich bin neu hier. T2-Berufe.</w:t>
+              <w:t>Zawody oraz zwierzęta- Celownik, Biernik</w:t>
             </w:r>
           </w:p>
         </w:tc>
@@ -2220,7 +2191,7 @@
                 <w:i w:val="0"/>
                 <w:sz w:val="22"/>
               </w:rPr>
-              <w:t>Wiederholung, Test 1. T2- Wie ist deine Telefonnummer? – Zahlen.</w:t>
+              <w:t>Podstawowe słownictwo z zakresu szkoły/uczelni, czasowniki modalne</w:t>
             </w:r>
           </w:p>
         </w:tc>
@@ -2278,7 +2249,7 @@
                 <w:i w:val="0"/>
                 <w:sz w:val="22"/>
               </w:rPr>
-              <w:t>Heimatorte- Deutschland. T2: Orte und Dinge.</w:t>
+              <w:t>Podawanie czasu zegarowego w formie oficjalnej i nieoficjalnej</w:t>
             </w:r>
           </w:p>
         </w:tc>
@@ -2336,7 +2307,7 @@
                 <w:i w:val="0"/>
                 <w:sz w:val="22"/>
               </w:rPr>
-              <w:t>Wiederholung (sich vorstellen, Berufe); was kostet das?</w:t>
+              <w:t>Podawanie daty - liczebniki porządkowe, zaimki osobowe</w:t>
             </w:r>
           </w:p>
         </w:tc>
@@ -2394,7 +2365,7 @@
                 <w:i w:val="0"/>
                 <w:sz w:val="22"/>
               </w:rPr>
-              <w:t>Meine Familie. ; Ostern in Deutschland.</w:t>
+              <w:t>Opisywanie dnia-czasowniki rozdzielnie i nierozdzielnie złożone</w:t>
             </w:r>
           </w:p>
         </w:tc>
@@ -2452,7 +2423,7 @@
                 <w:i w:val="0"/>
                 <w:sz w:val="22"/>
               </w:rPr>
-              <w:t>Zaliczenie. Meine Familie- Wiederholung des Wortschatzes.</w:t>
+              <w:t>Opis czasu wolnego/Hobby</w:t>
             </w:r>
           </w:p>
         </w:tc>
@@ -2510,7 +2481,7 @@
                 <w:i w:val="0"/>
                 <w:sz w:val="22"/>
               </w:rPr>
-              <w:t>Das ist meine Familie. T2: Ich möchte….- Modalverb</w:t>
+              <w:t>Artykuły spożywcze</w:t>
             </w:r>
           </w:p>
         </w:tc>
@@ -2568,7 +2539,7 @@
                 <w:i w:val="0"/>
                 <w:sz w:val="22"/>
               </w:rPr>
-              <w:t>Wiederholung: Ich und meine Familie. T: Verkehrsmittel- Wortschatz</w:t>
+              <w:t>Dialog w restauracji</w:t>
             </w:r>
           </w:p>
         </w:tc>
@@ -2626,7 +2597,7 @@
                 <w:i w:val="0"/>
                 <w:sz w:val="22"/>
               </w:rPr>
-              <w:t>Zaliczenie. Unregelmässige Verben. Meine Hobbys.</w:t>
+              <w:t>Wizyta u lekarza</w:t>
             </w:r>
           </w:p>
         </w:tc>
@@ -2684,7 +2655,7 @@
                 <w:i w:val="0"/>
                 <w:sz w:val="22"/>
               </w:rPr>
-              <w:t>Trennbare Verben. T2: Mein Alltag</w:t>
+              <w:t>Dialog w sklepie</w:t>
             </w:r>
           </w:p>
         </w:tc>
@@ -2742,7 +2713,7 @@
                 <w:i w:val="0"/>
                 <w:sz w:val="22"/>
               </w:rPr>
-              <w:t>Zaliczenie ( czasowniki nieregularne). T2: Mein Alltag.</w:t>
+              <w:t>Opisywanie pogody, nazywanie kierunków świata</w:t>
             </w:r>
           </w:p>
         </w:tc>
@@ -2800,7 +2771,7 @@
                 <w:i w:val="0"/>
                 <w:sz w:val="22"/>
               </w:rPr>
-              <w:t>Wiederholung des Stoffes. T2: Essen- Wortschatz</w:t>
+              <w:t>Opis domu- Przyimki</w:t>
             </w:r>
           </w:p>
         </w:tc>
@@ -2858,7 +2829,123 @@
                 <w:i w:val="0"/>
                 <w:sz w:val="22"/>
               </w:rPr>
-              <w:t>Was isst gerne? T2: Ich hätte gern- Dialoge im Laden und im Restaurant.</w:t>
+              <w:t>Części garderoby, kolory - stopniowanie przymiotnika</w:t>
+            </w:r>
+          </w:p>
+        </w:tc>
+        <w:tc>
+          <w:tcPr>
+            <w:tcW w:type="dxa" w:w="4252"/>
+          </w:tcPr>
+          <w:p>
+            <w:pPr>
+              <w:spacing w:before="20" w:after="20"/>
+            </w:pPr>
+            <w:r>
+              <w:rPr>
+                <w:rFonts w:ascii="Aptos" w:hAnsi="Aptos"/>
+                <w:b w:val="0"/>
+                <w:i w:val="0"/>
+                <w:sz w:val="22"/>
+              </w:rPr>
+            </w:r>
+          </w:p>
+        </w:tc>
+      </w:tr>
+      <w:tr>
+        <w:tc>
+          <w:tcPr>
+            <w:tcW w:type="dxa" w:w="680"/>
+          </w:tcPr>
+          <w:p>
+            <w:pPr>
+              <w:spacing w:before="20" w:after="20"/>
+            </w:pPr>
+            <w:r>
+              <w:rPr>
+                <w:rFonts w:ascii="Aptos" w:hAnsi="Aptos"/>
+                <w:b w:val="0"/>
+                <w:i w:val="0"/>
+                <w:sz w:val="22"/>
+              </w:rPr>
+              <w:t>16.</w:t>
+            </w:r>
+          </w:p>
+        </w:tc>
+        <w:tc>
+          <w:tcPr>
+            <w:tcW w:type="dxa" w:w="4536"/>
+          </w:tcPr>
+          <w:p>
+            <w:pPr>
+              <w:spacing w:before="20" w:after="20"/>
+            </w:pPr>
+            <w:r>
+              <w:rPr>
+                <w:rFonts w:ascii="Aptos" w:hAnsi="Aptos"/>
+                <w:b w:val="0"/>
+                <w:i w:val="0"/>
+                <w:sz w:val="22"/>
+              </w:rPr>
+              <w:t>Podróże - czas przeszły Perfekt</w:t>
+            </w:r>
+          </w:p>
+        </w:tc>
+        <w:tc>
+          <w:tcPr>
+            <w:tcW w:type="dxa" w:w="4252"/>
+          </w:tcPr>
+          <w:p>
+            <w:pPr>
+              <w:spacing w:before="20" w:after="20"/>
+            </w:pPr>
+            <w:r>
+              <w:rPr>
+                <w:rFonts w:ascii="Aptos" w:hAnsi="Aptos"/>
+                <w:b w:val="0"/>
+                <w:i w:val="0"/>
+                <w:sz w:val="22"/>
+              </w:rPr>
+            </w:r>
+          </w:p>
+        </w:tc>
+      </w:tr>
+      <w:tr>
+        <w:tc>
+          <w:tcPr>
+            <w:tcW w:type="dxa" w:w="680"/>
+          </w:tcPr>
+          <w:p>
+            <w:pPr>
+              <w:spacing w:before="20" w:after="20"/>
+            </w:pPr>
+            <w:r>
+              <w:rPr>
+                <w:rFonts w:ascii="Aptos" w:hAnsi="Aptos"/>
+                <w:b w:val="0"/>
+                <w:i w:val="0"/>
+                <w:sz w:val="22"/>
+              </w:rPr>
+              <w:t>17.</w:t>
+            </w:r>
+          </w:p>
+        </w:tc>
+        <w:tc>
+          <w:tcPr>
+            <w:tcW w:type="dxa" w:w="4536"/>
+          </w:tcPr>
+          <w:p>
+            <w:pPr>
+              <w:spacing w:before="20" w:after="20"/>
+            </w:pPr>
+            <w:r>
+              <w:rPr>
+                <w:rFonts w:ascii="Aptos" w:hAnsi="Aptos"/>
+                <w:b w:val="0"/>
+                <w:i w:val="0"/>
+                <w:sz w:val="22"/>
+              </w:rPr>
+              <w:t>Opis drogi</w:t>
             </w:r>
           </w:p>
         </w:tc>
@@ -3232,7 +3319,7 @@
                 <w:i w:val="0"/>
                 <w:sz w:val="22"/>
               </w:rPr>
-              <w:t>Obecność na zajęciach – zgodnie z regulaminem 15% nieobecności nieustawiedliwionych, 15% nieobecności usprawiedliwionych; Prace pisemne – min. jedna praca na semestr.; Kolokwia/testy/kartkówki na podstawie opracowanego materiału – 1-2 na semestr (decyzja lektora); Wypowiedź ustna (o rodzaju decyduje lektor).; Przygotowywanie prac domowych oraz aktywne uczestnictwo w zajęciach.; Kryteria zaliczenia: uzyskanie przynajmniej 51% możliwych punktów za prace pisemne/testy/formę zaliczenia ustaloną przez lektora na podstawie poziomu grupy oraz pozytywna (min. 3.0) ocena łączna za pozostałe formy.</w:t>
+              <w:t>kolokwium; egzamin ustny; ocena sporządzonego dokumentu</w:t>
             </w:r>
           </w:p>
         </w:tc>
@@ -3289,7 +3376,7 @@
                 <w:i w:val="0"/>
                 <w:sz w:val="22"/>
               </w:rPr>
-              <w:t>Obecność na zajęciach – zgodnie z regulaminem 15% nieobecności nieustawiedliwionych, 15% nieobecności usprawiedliwionych; Prace pisemne – min. jedna praca na semestr.; Kolokwia/testy/kartkówki na podstawie opracowanego materiału – 1-2 na semestr (decyzja lektora); Wypowiedź ustna (o rodzaju decyduje lektor).; Przygotowywanie prac domowych oraz aktywne uczestnictwo w zajęciach.; Kryteria zaliczenia: uzyskanie przynajmniej 51% możliwych punktów za prace pisemne/testy/formę zaliczenia ustaloną przez lektora na podstawie poziomu grupy oraz pozytywna (min. 3.0) ocena łączna za pozostałe formy.</w:t>
+              <w:t>kolokwium; egzamin ustny; ocena sporządzonego dokumentu</w:t>
             </w:r>
           </w:p>
         </w:tc>
@@ -3346,7 +3433,7 @@
                 <w:i w:val="0"/>
                 <w:sz w:val="22"/>
               </w:rPr>
-              <w:t>Obecność na zajęciach – zgodnie z regulaminem 15% nieobecności nieustawiedliwionych, 15% nieobecności usprawiedliwionych; Prace pisemne – min. jedna praca na semestr.; Kolokwia/testy/kartkówki na podstawie opracowanego materiału – 1-2 na semestr (decyzja lektora); Wypowiedź ustna (o rodzaju decyduje lektor).; Przygotowywanie prac domowych oraz aktywne uczestnictwo w zajęciach.; Kryteria zaliczenia: uzyskanie przynajmniej 51% możliwych punktów za prace pisemne/testy/formę zaliczenia ustaloną przez lektora na podstawie poziomu grupy oraz pozytywna (min. 3.0) ocena łączna za pozostałe formy.</w:t>
+              <w:t>kolokwium; egzamin ustny; ocena sporządzonego dokumentu</w:t>
             </w:r>
           </w:p>
         </w:tc>
@@ -3509,7 +3596,7 @@
                 <w:i w:val="0"/>
                 <w:sz w:val="22"/>
               </w:rPr>
-              <w:t>Obecność na zajęciach – zgodnie z regulaminem 15% nieobecności nieustawiedliwionych, 15% nieobecności usprawiedliwionych; Prace pisemne – min. jedna praca na semestr.; Kolokwia/testy/kartkówki na podstawie opracowanego materiału – 1-2 na semestr (decyzja lektora); Wypowiedź ustna (o rodzaju decyduje lektor).; Przygotowywanie prac domowych oraz aktywne uczestnictwo w zajęciach.; Kryteria zaliczenia: uzyskanie przynajmniej 51% możliwych punktów za prace pisemne/testy/formę zaliczenia ustaloną przez lektora na podstawie poziomu grupy oraz pozytywna (min. 3.0) ocena łączna za pozostałe formy.</w:t>
+              <w:t>kolokwium; egzamin ustny; ocena sporządzonego dokumentu</w:t>
             </w:r>
           </w:p>
         </w:tc>
@@ -3567,7 +3654,7 @@
                 <w:i w:val="0"/>
                 <w:sz w:val="22"/>
               </w:rPr>
-              <w:t>Obecność na zajęciach – zgodnie z regulaminem 15% nieobecności nieustawiedliwionych, 15% nieobecności usprawiedliwionych; Prace pisemne – min. jedna praca na semestr.; Kolokwia/testy/kartkówki na podstawie opracowanego materiału – 1-2 na semestr (decyzja lektora); Wypowiedź ustna (o rodzaju decyduje lektor).; Przygotowywanie prac domowych oraz aktywne uczestnictwo w zajęciach.; Kryteria zaliczenia: uzyskanie przynajmniej 51% możliwych punktów za prace pisemne/testy/formę zaliczenia ustaloną przez lektora na podstawie poziomu grupy oraz pozytywna (min. 3.0) ocena łączna za pozostałe formy.</w:t>
+              <w:t>kolokwium; egzamin ustny; ocena sporządzonego dokumentu</w:t>
             </w:r>
           </w:p>
         </w:tc>
@@ -3730,7 +3817,7 @@
                 <w:i w:val="0"/>
                 <w:sz w:val="22"/>
               </w:rPr>
-              <w:t>Obecność na zajęciach – zgodnie z regulaminem 15% nieobecności nieustawiedliwionych, 15% nieobecności usprawiedliwionych; Prace pisemne – min. jedna praca na semestr.; Kolokwia/testy/kartkówki na podstawie opracowanego materiału – 1-2 na semestr (decyzja lektora); Wypowiedź ustna (o rodzaju decyduje lektor).; Przygotowywanie prac domowych oraz aktywne uczestnictwo w zajęciach.; Kryteria zaliczenia: uzyskanie przynajmniej 51% możliwych punktów za prace pisemne/testy/formę zaliczenia ustaloną przez lektora na podstawie poziomu grupy oraz pozytywna (min. 3.0) ocena łączna za pozostałe formy.</w:t>
+              <w:t>kolokwium; egzamin ustny; ocena sporządzonego dokumentu</w:t>
             </w:r>
           </w:p>
         </w:tc>
@@ -3788,7 +3875,7 @@
                 <w:i w:val="0"/>
                 <w:sz w:val="22"/>
               </w:rPr>
-              <w:t>Obecność na zajęciach – zgodnie z regulaminem 15% nieobecności nieustawiedliwionych, 15% nieobecności usprawiedliwionych; Prace pisemne – min. jedna praca na semestr.; Kolokwia/testy/kartkówki na podstawie opracowanego materiału – 1-2 na semestr (decyzja lektora); Wypowiedź ustna (o rodzaju decyduje lektor).; Przygotowywanie prac domowych oraz aktywne uczestnictwo w zajęciach.; Kryteria zaliczenia: uzyskanie przynajmniej 51% możliwych punktów za prace pisemne/testy/formę zaliczenia ustaloną przez lektora na podstawie poziomu grupy oraz pozytywna (min. 3.0) ocena łączna za pozostałe formy.</w:t>
+              <w:t>kolokwium; egzamin ustny; ocena sporządzonego dokumentu</w:t>
             </w:r>
           </w:p>
         </w:tc>

--- a/public/assets/files/niestacjonarne/NIM1.docx
+++ b/public/assets/files/niestacjonarne/NIM1.docx
@@ -315,7 +315,7 @@
                 <w:i w:val="0"/>
                 <w:sz w:val="22"/>
               </w:rPr>
-              <w:t>3</w:t>
+              <w:t>2</w:t>
             </w:r>
           </w:p>
         </w:tc>
@@ -1093,7 +1093,7 @@
                 <w:i w:val="0"/>
                 <w:sz w:val="22"/>
               </w:rPr>
-              <w:t>59</w:t>
+              <w:t>44</w:t>
             </w:r>
           </w:p>
         </w:tc>
@@ -1113,7 +1113,7 @@
                 <w:i w:val="0"/>
                 <w:sz w:val="22"/>
               </w:rPr>
-              <w:t>2.4</w:t>
+              <w:t>1.8</w:t>
             </w:r>
           </w:p>
         </w:tc>

--- a/public/assets/files/niestacjonarne/NIM1.docx
+++ b/public/assets/files/niestacjonarne/NIM1.docx
@@ -1093,7 +1093,7 @@
                 <w:i w:val="0"/>
                 <w:sz w:val="22"/>
               </w:rPr>
-              <w:t>44</w:t>
+              <w:t>34</w:t>
             </w:r>
           </w:p>
         </w:tc>
@@ -1113,7 +1113,7 @@
                 <w:i w:val="0"/>
                 <w:sz w:val="22"/>
               </w:rPr>
-              <w:t>1.8</w:t>
+              <w:t>1.4</w:t>
             </w:r>
           </w:p>
         </w:tc>

--- a/public/assets/files/niestacjonarne/NIM1.docx
+++ b/public/assets/files/niestacjonarne/NIM1.docx
@@ -3319,121 +3319,6 @@
                 <w:i w:val="0"/>
                 <w:sz w:val="22"/>
               </w:rPr>
-              <w:t>kolokwium; egzamin ustny; ocena sporządzonego dokumentu</w:t>
-            </w:r>
-          </w:p>
-        </w:tc>
-      </w:tr>
-      <w:tr>
-        <w:tc>
-          <w:tcPr>
-            <w:tcW w:type="dxa" w:w="3324"/>
-          </w:tcPr>
-          <w:p>
-            <w:pPr>
-              <w:spacing w:before="20" w:after="20"/>
-            </w:pPr>
-            <w:r>
-              <w:rPr>
-                <w:rFonts w:ascii="Aptos" w:hAnsi="Aptos"/>
-                <w:b w:val="0"/>
-                <w:i w:val="0"/>
-                <w:sz w:val="22"/>
-              </w:rPr>
-            </w:r>
-          </w:p>
-        </w:tc>
-        <w:tc>
-          <w:tcPr>
-            <w:tcW w:type="dxa" w:w="3324"/>
-          </w:tcPr>
-          <w:p>
-            <w:pPr>
-              <w:spacing w:before="20" w:after="20"/>
-            </w:pPr>
-            <w:r>
-              <w:rPr>
-                <w:rFonts w:ascii="Aptos" w:hAnsi="Aptos"/>
-                <w:b w:val="0"/>
-                <w:i w:val="0"/>
-                <w:sz w:val="22"/>
-              </w:rPr>
-            </w:r>
-          </w:p>
-        </w:tc>
-        <w:tc>
-          <w:tcPr>
-            <w:tcW w:type="dxa" w:w="3324"/>
-          </w:tcPr>
-          <w:p>
-            <w:pPr>
-              <w:spacing w:before="20" w:after="20"/>
-            </w:pPr>
-            <w:r>
-              <w:rPr>
-                <w:rFonts w:ascii="Aptos" w:hAnsi="Aptos"/>
-                <w:b w:val="0"/>
-                <w:i w:val="0"/>
-                <w:sz w:val="22"/>
-              </w:rPr>
-              <w:t>kolokwium; egzamin ustny; ocena sporządzonego dokumentu</w:t>
-            </w:r>
-          </w:p>
-        </w:tc>
-      </w:tr>
-      <w:tr>
-        <w:tc>
-          <w:tcPr>
-            <w:tcW w:type="dxa" w:w="3324"/>
-          </w:tcPr>
-          <w:p>
-            <w:pPr>
-              <w:spacing w:before="20" w:after="20"/>
-            </w:pPr>
-            <w:r>
-              <w:rPr>
-                <w:rFonts w:ascii="Aptos" w:hAnsi="Aptos"/>
-                <w:b w:val="0"/>
-                <w:i w:val="0"/>
-                <w:sz w:val="22"/>
-              </w:rPr>
-            </w:r>
-          </w:p>
-        </w:tc>
-        <w:tc>
-          <w:tcPr>
-            <w:tcW w:type="dxa" w:w="3324"/>
-          </w:tcPr>
-          <w:p>
-            <w:pPr>
-              <w:spacing w:before="20" w:after="20"/>
-            </w:pPr>
-            <w:r>
-              <w:rPr>
-                <w:rFonts w:ascii="Aptos" w:hAnsi="Aptos"/>
-                <w:b w:val="0"/>
-                <w:i w:val="0"/>
-                <w:sz w:val="22"/>
-              </w:rPr>
-            </w:r>
-          </w:p>
-        </w:tc>
-        <w:tc>
-          <w:tcPr>
-            <w:tcW w:type="dxa" w:w="3324"/>
-          </w:tcPr>
-          <w:p>
-            <w:pPr>
-              <w:spacing w:before="20" w:after="20"/>
-            </w:pPr>
-            <w:r>
-              <w:rPr>
-                <w:rFonts w:ascii="Aptos" w:hAnsi="Aptos"/>
-                <w:b w:val="0"/>
-                <w:i w:val="0"/>
-                <w:sz w:val="22"/>
-              </w:rPr>
-              <w:t>kolokwium; egzamin ustny; ocena sporządzonego dokumentu</w:t>
             </w:r>
           </w:p>
         </w:tc>
@@ -3559,6 +3444,7 @@
                 <w:i w:val="0"/>
                 <w:sz w:val="22"/>
               </w:rPr>
+              <w:t>K_U03</w:t>
             </w:r>
           </w:p>
         </w:tc>
@@ -3596,7 +3482,7 @@
                 <w:i w:val="0"/>
                 <w:sz w:val="22"/>
               </w:rPr>
-              <w:t>kolokwium; egzamin ustny; ocena sporządzonego dokumentu</w:t>
+              <w:t>kolokwium, egzamin ustny, ocena sporządzonego dokumentu</w:t>
             </w:r>
           </w:p>
         </w:tc>
@@ -3617,6 +3503,7 @@
                 <w:i w:val="0"/>
                 <w:sz w:val="22"/>
               </w:rPr>
+              <w:t>K_U06</w:t>
             </w:r>
           </w:p>
         </w:tc>
@@ -3654,7 +3541,7 @@
                 <w:i w:val="0"/>
                 <w:sz w:val="22"/>
               </w:rPr>
-              <w:t>kolokwium; egzamin ustny; ocena sporządzonego dokumentu</w:t>
+              <w:t>kolokwium, egzamin ustny, ocena sporządzonego dokumentu</w:t>
             </w:r>
           </w:p>
         </w:tc>
@@ -3780,6 +3667,7 @@
                 <w:i w:val="0"/>
                 <w:sz w:val="22"/>
               </w:rPr>
+              <w:t>K_K03</w:t>
             </w:r>
           </w:p>
         </w:tc>
@@ -3817,7 +3705,7 @@
                 <w:i w:val="0"/>
                 <w:sz w:val="22"/>
               </w:rPr>
-              <w:t>kolokwium; egzamin ustny; ocena sporządzonego dokumentu</w:t>
+              <w:t>kolokwium, egzamin ustny, ocena sporządzonego dokumentu</w:t>
             </w:r>
           </w:p>
         </w:tc>
@@ -3838,6 +3726,7 @@
                 <w:i w:val="0"/>
                 <w:sz w:val="22"/>
               </w:rPr>
+              <w:t>K_K03</w:t>
             </w:r>
           </w:p>
         </w:tc>
@@ -3875,7 +3764,7 @@
                 <w:i w:val="0"/>
                 <w:sz w:val="22"/>
               </w:rPr>
-              <w:t>kolokwium; egzamin ustny; ocena sporządzonego dokumentu</w:t>
+              <w:t>kolokwium, egzamin ustny, ocena sporządzonego dokumentu</w:t>
             </w:r>
           </w:p>
         </w:tc>

--- a/public/assets/files/niestacjonarne/NIM1.docx
+++ b/public/assets/files/niestacjonarne/NIM1.docx
@@ -315,7 +315,7 @@
                 <w:i w:val="0"/>
                 <w:sz w:val="22"/>
               </w:rPr>
-              <w:t>2</w:t>
+              <w:t>2.5</w:t>
             </w:r>
           </w:p>
         </w:tc>
@@ -1093,7 +1093,7 @@
                 <w:i w:val="0"/>
                 <w:sz w:val="22"/>
               </w:rPr>
-              <w:t>34</w:t>
+              <w:t>47</w:t>
             </w:r>
           </w:p>
         </w:tc>
@@ -1113,7 +1113,7 @@
                 <w:i w:val="0"/>
                 <w:sz w:val="22"/>
               </w:rPr>
-              <w:t>1.4</w:t>
+              <w:t>1.9</w:t>
             </w:r>
           </w:p>
         </w:tc>

--- a/public/assets/files/niestacjonarne/NIM1.docx
+++ b/public/assets/files/niestacjonarne/NIM1.docx
@@ -1894,14 +1894,13 @@
       </w:tblPr>
       <w:tblGrid>
         <w:gridCol w:w="680"/>
-        <w:gridCol w:w="4536"/>
-        <w:gridCol w:w="4252"/>
+        <w:gridCol w:w="8788"/>
       </w:tblGrid>
       <w:tr>
         <w:tc>
           <w:tcPr>
             <w:tcW w:type="dxa" w:w="9468"/>
-            <w:gridSpan w:val="3"/>
+            <w:gridSpan w:val="2"/>
             <w:shd w:val="clear" w:color="auto" w:fill="D9D9D9"/>
           </w:tcPr>
           <w:p>
@@ -1943,7 +1942,7 @@
         </w:tc>
         <w:tc>
           <w:tcPr>
-            <w:tcW w:type="dxa" w:w="4536"/>
+            <w:tcW w:type="dxa" w:w="8788"/>
             <w:shd w:val="clear" w:color="auto" w:fill="D9D9D9"/>
           </w:tcPr>
           <w:p>
@@ -1957,27 +1956,7 @@
                 <w:i w:val="0"/>
                 <w:sz w:val="16"/>
               </w:rPr>
-              <w:t>Wykład</w:t>
-            </w:r>
-          </w:p>
-        </w:tc>
-        <w:tc>
-          <w:tcPr>
-            <w:tcW w:type="dxa" w:w="4252"/>
-            <w:shd w:val="clear" w:color="auto" w:fill="D9D9D9"/>
-          </w:tcPr>
-          <w:p>
-            <w:pPr>
-              <w:spacing w:before="20" w:after="20"/>
-            </w:pPr>
-            <w:r>
-              <w:rPr>
-                <w:rFonts w:ascii="Aptos" w:hAnsi="Aptos"/>
-                <w:b/>
-                <w:i w:val="0"/>
-                <w:sz w:val="16"/>
-              </w:rPr>
-              <w:t>Ćwiczenia / Laboratorium / Pracownia</w:t>
+              <w:t>Treści programowe</w:t>
             </w:r>
           </w:p>
         </w:tc>
@@ -2004,7 +1983,7 @@
         </w:tc>
         <w:tc>
           <w:tcPr>
-            <w:tcW w:type="dxa" w:w="4536"/>
+            <w:tcW w:type="dxa" w:w="8788"/>
           </w:tcPr>
           <w:p>
             <w:pPr>
@@ -2018,24 +1997,6 @@
                 <w:sz w:val="22"/>
               </w:rPr>
               <w:t>Niemiecki na świecie - ogólne informacje o krajach niemieckojęzycznych, alfabet, przywitania, pożegnania, pytanie o samopoczucie - odmiana czasownika</w:t>
-            </w:r>
-          </w:p>
-        </w:tc>
-        <w:tc>
-          <w:tcPr>
-            <w:tcW w:type="dxa" w:w="4252"/>
-          </w:tcPr>
-          <w:p>
-            <w:pPr>
-              <w:spacing w:before="20" w:after="20"/>
-            </w:pPr>
-            <w:r>
-              <w:rPr>
-                <w:rFonts w:ascii="Aptos" w:hAnsi="Aptos"/>
-                <w:b w:val="0"/>
-                <w:i w:val="0"/>
-                <w:sz w:val="22"/>
-              </w:rPr>
             </w:r>
           </w:p>
         </w:tc>
@@ -2062,7 +2023,7 @@
         </w:tc>
         <w:tc>
           <w:tcPr>
-            <w:tcW w:type="dxa" w:w="4536"/>
+            <w:tcW w:type="dxa" w:w="8788"/>
           </w:tcPr>
           <w:p>
             <w:pPr>
@@ -2076,24 +2037,6 @@
                 <w:sz w:val="22"/>
               </w:rPr>
               <w:t>Przedstawianie siebie i opis rodziny-zaimki dzierżawcze</w:t>
-            </w:r>
-          </w:p>
-        </w:tc>
-        <w:tc>
-          <w:tcPr>
-            <w:tcW w:type="dxa" w:w="4252"/>
-          </w:tcPr>
-          <w:p>
-            <w:pPr>
-              <w:spacing w:before="20" w:after="20"/>
-            </w:pPr>
-            <w:r>
-              <w:rPr>
-                <w:rFonts w:ascii="Aptos" w:hAnsi="Aptos"/>
-                <w:b w:val="0"/>
-                <w:i w:val="0"/>
-                <w:sz w:val="22"/>
-              </w:rPr>
             </w:r>
           </w:p>
         </w:tc>
@@ -2120,7 +2063,7 @@
         </w:tc>
         <w:tc>
           <w:tcPr>
-            <w:tcW w:type="dxa" w:w="4536"/>
+            <w:tcW w:type="dxa" w:w="8788"/>
           </w:tcPr>
           <w:p>
             <w:pPr>
@@ -2134,24 +2077,6 @@
                 <w:sz w:val="22"/>
               </w:rPr>
               <w:t>Zawody oraz zwierzęta- Celownik, Biernik</w:t>
-            </w:r>
-          </w:p>
-        </w:tc>
-        <w:tc>
-          <w:tcPr>
-            <w:tcW w:type="dxa" w:w="4252"/>
-          </w:tcPr>
-          <w:p>
-            <w:pPr>
-              <w:spacing w:before="20" w:after="20"/>
-            </w:pPr>
-            <w:r>
-              <w:rPr>
-                <w:rFonts w:ascii="Aptos" w:hAnsi="Aptos"/>
-                <w:b w:val="0"/>
-                <w:i w:val="0"/>
-                <w:sz w:val="22"/>
-              </w:rPr>
             </w:r>
           </w:p>
         </w:tc>
@@ -2178,7 +2103,7 @@
         </w:tc>
         <w:tc>
           <w:tcPr>
-            <w:tcW w:type="dxa" w:w="4536"/>
+            <w:tcW w:type="dxa" w:w="8788"/>
           </w:tcPr>
           <w:p>
             <w:pPr>
@@ -2192,24 +2117,6 @@
                 <w:sz w:val="22"/>
               </w:rPr>
               <w:t>Podstawowe słownictwo z zakresu szkoły/uczelni, czasowniki modalne</w:t>
-            </w:r>
-          </w:p>
-        </w:tc>
-        <w:tc>
-          <w:tcPr>
-            <w:tcW w:type="dxa" w:w="4252"/>
-          </w:tcPr>
-          <w:p>
-            <w:pPr>
-              <w:spacing w:before="20" w:after="20"/>
-            </w:pPr>
-            <w:r>
-              <w:rPr>
-                <w:rFonts w:ascii="Aptos" w:hAnsi="Aptos"/>
-                <w:b w:val="0"/>
-                <w:i w:val="0"/>
-                <w:sz w:val="22"/>
-              </w:rPr>
             </w:r>
           </w:p>
         </w:tc>
@@ -2236,7 +2143,7 @@
         </w:tc>
         <w:tc>
           <w:tcPr>
-            <w:tcW w:type="dxa" w:w="4536"/>
+            <w:tcW w:type="dxa" w:w="8788"/>
           </w:tcPr>
           <w:p>
             <w:pPr>
@@ -2250,24 +2157,6 @@
                 <w:sz w:val="22"/>
               </w:rPr>
               <w:t>Podawanie czasu zegarowego w formie oficjalnej i nieoficjalnej</w:t>
-            </w:r>
-          </w:p>
-        </w:tc>
-        <w:tc>
-          <w:tcPr>
-            <w:tcW w:type="dxa" w:w="4252"/>
-          </w:tcPr>
-          <w:p>
-            <w:pPr>
-              <w:spacing w:before="20" w:after="20"/>
-            </w:pPr>
-            <w:r>
-              <w:rPr>
-                <w:rFonts w:ascii="Aptos" w:hAnsi="Aptos"/>
-                <w:b w:val="0"/>
-                <w:i w:val="0"/>
-                <w:sz w:val="22"/>
-              </w:rPr>
             </w:r>
           </w:p>
         </w:tc>
@@ -2294,7 +2183,7 @@
         </w:tc>
         <w:tc>
           <w:tcPr>
-            <w:tcW w:type="dxa" w:w="4536"/>
+            <w:tcW w:type="dxa" w:w="8788"/>
           </w:tcPr>
           <w:p>
             <w:pPr>
@@ -2308,24 +2197,6 @@
                 <w:sz w:val="22"/>
               </w:rPr>
               <w:t>Podawanie daty - liczebniki porządkowe, zaimki osobowe</w:t>
-            </w:r>
-          </w:p>
-        </w:tc>
-        <w:tc>
-          <w:tcPr>
-            <w:tcW w:type="dxa" w:w="4252"/>
-          </w:tcPr>
-          <w:p>
-            <w:pPr>
-              <w:spacing w:before="20" w:after="20"/>
-            </w:pPr>
-            <w:r>
-              <w:rPr>
-                <w:rFonts w:ascii="Aptos" w:hAnsi="Aptos"/>
-                <w:b w:val="0"/>
-                <w:i w:val="0"/>
-                <w:sz w:val="22"/>
-              </w:rPr>
             </w:r>
           </w:p>
         </w:tc>
@@ -2352,7 +2223,7 @@
         </w:tc>
         <w:tc>
           <w:tcPr>
-            <w:tcW w:type="dxa" w:w="4536"/>
+            <w:tcW w:type="dxa" w:w="8788"/>
           </w:tcPr>
           <w:p>
             <w:pPr>
@@ -2366,24 +2237,6 @@
                 <w:sz w:val="22"/>
               </w:rPr>
               <w:t>Opisywanie dnia-czasowniki rozdzielnie i nierozdzielnie złożone</w:t>
-            </w:r>
-          </w:p>
-        </w:tc>
-        <w:tc>
-          <w:tcPr>
-            <w:tcW w:type="dxa" w:w="4252"/>
-          </w:tcPr>
-          <w:p>
-            <w:pPr>
-              <w:spacing w:before="20" w:after="20"/>
-            </w:pPr>
-            <w:r>
-              <w:rPr>
-                <w:rFonts w:ascii="Aptos" w:hAnsi="Aptos"/>
-                <w:b w:val="0"/>
-                <w:i w:val="0"/>
-                <w:sz w:val="22"/>
-              </w:rPr>
             </w:r>
           </w:p>
         </w:tc>
@@ -2410,7 +2263,7 @@
         </w:tc>
         <w:tc>
           <w:tcPr>
-            <w:tcW w:type="dxa" w:w="4536"/>
+            <w:tcW w:type="dxa" w:w="8788"/>
           </w:tcPr>
           <w:p>
             <w:pPr>
@@ -2424,24 +2277,6 @@
                 <w:sz w:val="22"/>
               </w:rPr>
               <w:t>Opis czasu wolnego/Hobby</w:t>
-            </w:r>
-          </w:p>
-        </w:tc>
-        <w:tc>
-          <w:tcPr>
-            <w:tcW w:type="dxa" w:w="4252"/>
-          </w:tcPr>
-          <w:p>
-            <w:pPr>
-              <w:spacing w:before="20" w:after="20"/>
-            </w:pPr>
-            <w:r>
-              <w:rPr>
-                <w:rFonts w:ascii="Aptos" w:hAnsi="Aptos"/>
-                <w:b w:val="0"/>
-                <w:i w:val="0"/>
-                <w:sz w:val="22"/>
-              </w:rPr>
             </w:r>
           </w:p>
         </w:tc>
@@ -2468,7 +2303,7 @@
         </w:tc>
         <w:tc>
           <w:tcPr>
-            <w:tcW w:type="dxa" w:w="4536"/>
+            <w:tcW w:type="dxa" w:w="8788"/>
           </w:tcPr>
           <w:p>
             <w:pPr>
@@ -2482,24 +2317,6 @@
                 <w:sz w:val="22"/>
               </w:rPr>
               <w:t>Artykuły spożywcze</w:t>
-            </w:r>
-          </w:p>
-        </w:tc>
-        <w:tc>
-          <w:tcPr>
-            <w:tcW w:type="dxa" w:w="4252"/>
-          </w:tcPr>
-          <w:p>
-            <w:pPr>
-              <w:spacing w:before="20" w:after="20"/>
-            </w:pPr>
-            <w:r>
-              <w:rPr>
-                <w:rFonts w:ascii="Aptos" w:hAnsi="Aptos"/>
-                <w:b w:val="0"/>
-                <w:i w:val="0"/>
-                <w:sz w:val="22"/>
-              </w:rPr>
             </w:r>
           </w:p>
         </w:tc>
@@ -2526,7 +2343,7 @@
         </w:tc>
         <w:tc>
           <w:tcPr>
-            <w:tcW w:type="dxa" w:w="4536"/>
+            <w:tcW w:type="dxa" w:w="8788"/>
           </w:tcPr>
           <w:p>
             <w:pPr>
@@ -2540,24 +2357,6 @@
                 <w:sz w:val="22"/>
               </w:rPr>
               <w:t>Dialog w restauracji</w:t>
-            </w:r>
-          </w:p>
-        </w:tc>
-        <w:tc>
-          <w:tcPr>
-            <w:tcW w:type="dxa" w:w="4252"/>
-          </w:tcPr>
-          <w:p>
-            <w:pPr>
-              <w:spacing w:before="20" w:after="20"/>
-            </w:pPr>
-            <w:r>
-              <w:rPr>
-                <w:rFonts w:ascii="Aptos" w:hAnsi="Aptos"/>
-                <w:b w:val="0"/>
-                <w:i w:val="0"/>
-                <w:sz w:val="22"/>
-              </w:rPr>
             </w:r>
           </w:p>
         </w:tc>
@@ -2584,7 +2383,7 @@
         </w:tc>
         <w:tc>
           <w:tcPr>
-            <w:tcW w:type="dxa" w:w="4536"/>
+            <w:tcW w:type="dxa" w:w="8788"/>
           </w:tcPr>
           <w:p>
             <w:pPr>
@@ -2598,24 +2397,6 @@
                 <w:sz w:val="22"/>
               </w:rPr>
               <w:t>Wizyta u lekarza</w:t>
-            </w:r>
-          </w:p>
-        </w:tc>
-        <w:tc>
-          <w:tcPr>
-            <w:tcW w:type="dxa" w:w="4252"/>
-          </w:tcPr>
-          <w:p>
-            <w:pPr>
-              <w:spacing w:before="20" w:after="20"/>
-            </w:pPr>
-            <w:r>
-              <w:rPr>
-                <w:rFonts w:ascii="Aptos" w:hAnsi="Aptos"/>
-                <w:b w:val="0"/>
-                <w:i w:val="0"/>
-                <w:sz w:val="22"/>
-              </w:rPr>
             </w:r>
           </w:p>
         </w:tc>
@@ -2642,7 +2423,7 @@
         </w:tc>
         <w:tc>
           <w:tcPr>
-            <w:tcW w:type="dxa" w:w="4536"/>
+            <w:tcW w:type="dxa" w:w="8788"/>
           </w:tcPr>
           <w:p>
             <w:pPr>
@@ -2656,24 +2437,6 @@
                 <w:sz w:val="22"/>
               </w:rPr>
               <w:t>Dialog w sklepie</w:t>
-            </w:r>
-          </w:p>
-        </w:tc>
-        <w:tc>
-          <w:tcPr>
-            <w:tcW w:type="dxa" w:w="4252"/>
-          </w:tcPr>
-          <w:p>
-            <w:pPr>
-              <w:spacing w:before="20" w:after="20"/>
-            </w:pPr>
-            <w:r>
-              <w:rPr>
-                <w:rFonts w:ascii="Aptos" w:hAnsi="Aptos"/>
-                <w:b w:val="0"/>
-                <w:i w:val="0"/>
-                <w:sz w:val="22"/>
-              </w:rPr>
             </w:r>
           </w:p>
         </w:tc>
@@ -2700,7 +2463,7 @@
         </w:tc>
         <w:tc>
           <w:tcPr>
-            <w:tcW w:type="dxa" w:w="4536"/>
+            <w:tcW w:type="dxa" w:w="8788"/>
           </w:tcPr>
           <w:p>
             <w:pPr>
@@ -2714,24 +2477,6 @@
                 <w:sz w:val="22"/>
               </w:rPr>
               <w:t>Opisywanie pogody, nazywanie kierunków świata</w:t>
-            </w:r>
-          </w:p>
-        </w:tc>
-        <w:tc>
-          <w:tcPr>
-            <w:tcW w:type="dxa" w:w="4252"/>
-          </w:tcPr>
-          <w:p>
-            <w:pPr>
-              <w:spacing w:before="20" w:after="20"/>
-            </w:pPr>
-            <w:r>
-              <w:rPr>
-                <w:rFonts w:ascii="Aptos" w:hAnsi="Aptos"/>
-                <w:b w:val="0"/>
-                <w:i w:val="0"/>
-                <w:sz w:val="22"/>
-              </w:rPr>
             </w:r>
           </w:p>
         </w:tc>
@@ -2758,7 +2503,7 @@
         </w:tc>
         <w:tc>
           <w:tcPr>
-            <w:tcW w:type="dxa" w:w="4536"/>
+            <w:tcW w:type="dxa" w:w="8788"/>
           </w:tcPr>
           <w:p>
             <w:pPr>
@@ -2772,24 +2517,6 @@
                 <w:sz w:val="22"/>
               </w:rPr>
               <w:t>Opis domu- Przyimki</w:t>
-            </w:r>
-          </w:p>
-        </w:tc>
-        <w:tc>
-          <w:tcPr>
-            <w:tcW w:type="dxa" w:w="4252"/>
-          </w:tcPr>
-          <w:p>
-            <w:pPr>
-              <w:spacing w:before="20" w:after="20"/>
-            </w:pPr>
-            <w:r>
-              <w:rPr>
-                <w:rFonts w:ascii="Aptos" w:hAnsi="Aptos"/>
-                <w:b w:val="0"/>
-                <w:i w:val="0"/>
-                <w:sz w:val="22"/>
-              </w:rPr>
             </w:r>
           </w:p>
         </w:tc>
@@ -2816,7 +2543,7 @@
         </w:tc>
         <w:tc>
           <w:tcPr>
-            <w:tcW w:type="dxa" w:w="4536"/>
+            <w:tcW w:type="dxa" w:w="8788"/>
           </w:tcPr>
           <w:p>
             <w:pPr>
@@ -2830,24 +2557,6 @@
                 <w:sz w:val="22"/>
               </w:rPr>
               <w:t>Części garderoby, kolory - stopniowanie przymiotnika</w:t>
-            </w:r>
-          </w:p>
-        </w:tc>
-        <w:tc>
-          <w:tcPr>
-            <w:tcW w:type="dxa" w:w="4252"/>
-          </w:tcPr>
-          <w:p>
-            <w:pPr>
-              <w:spacing w:before="20" w:after="20"/>
-            </w:pPr>
-            <w:r>
-              <w:rPr>
-                <w:rFonts w:ascii="Aptos" w:hAnsi="Aptos"/>
-                <w:b w:val="0"/>
-                <w:i w:val="0"/>
-                <w:sz w:val="22"/>
-              </w:rPr>
             </w:r>
           </w:p>
         </w:tc>
@@ -2874,7 +2583,7 @@
         </w:tc>
         <w:tc>
           <w:tcPr>
-            <w:tcW w:type="dxa" w:w="4536"/>
+            <w:tcW w:type="dxa" w:w="8788"/>
           </w:tcPr>
           <w:p>
             <w:pPr>
@@ -2888,24 +2597,6 @@
                 <w:sz w:val="22"/>
               </w:rPr>
               <w:t>Podróże - czas przeszły Perfekt</w:t>
-            </w:r>
-          </w:p>
-        </w:tc>
-        <w:tc>
-          <w:tcPr>
-            <w:tcW w:type="dxa" w:w="4252"/>
-          </w:tcPr>
-          <w:p>
-            <w:pPr>
-              <w:spacing w:before="20" w:after="20"/>
-            </w:pPr>
-            <w:r>
-              <w:rPr>
-                <w:rFonts w:ascii="Aptos" w:hAnsi="Aptos"/>
-                <w:b w:val="0"/>
-                <w:i w:val="0"/>
-                <w:sz w:val="22"/>
-              </w:rPr>
             </w:r>
           </w:p>
         </w:tc>
@@ -2932,7 +2623,7 @@
         </w:tc>
         <w:tc>
           <w:tcPr>
-            <w:tcW w:type="dxa" w:w="4536"/>
+            <w:tcW w:type="dxa" w:w="8788"/>
           </w:tcPr>
           <w:p>
             <w:pPr>
@@ -2946,24 +2637,6 @@
                 <w:sz w:val="22"/>
               </w:rPr>
               <w:t>Opis drogi</w:t>
-            </w:r>
-          </w:p>
-        </w:tc>
-        <w:tc>
-          <w:tcPr>
-            <w:tcW w:type="dxa" w:w="4252"/>
-          </w:tcPr>
-          <w:p>
-            <w:pPr>
-              <w:spacing w:before="20" w:after="20"/>
-            </w:pPr>
-            <w:r>
-              <w:rPr>
-                <w:rFonts w:ascii="Aptos" w:hAnsi="Aptos"/>
-                <w:b w:val="0"/>
-                <w:i w:val="0"/>
-                <w:sz w:val="22"/>
-              </w:rPr>
             </w:r>
           </w:p>
         </w:tc>

--- a/public/assets/files/niestacjonarne/NIM1.docx
+++ b/public/assets/files/niestacjonarne/NIM1.docx
@@ -315,7 +315,7 @@
                 <w:i w:val="0"/>
                 <w:sz w:val="22"/>
               </w:rPr>
-              <w:t>2.5</w:t>
+              <w:t>2</w:t>
             </w:r>
           </w:p>
         </w:tc>
@@ -1093,7 +1093,7 @@
                 <w:i w:val="0"/>
                 <w:sz w:val="22"/>
               </w:rPr>
-              <w:t>47</w:t>
+              <w:t>34</w:t>
             </w:r>
           </w:p>
         </w:tc>
@@ -1113,7 +1113,7 @@
                 <w:i w:val="0"/>
                 <w:sz w:val="22"/>
               </w:rPr>
-              <w:t>1.9</w:t>
+              <w:t>1.4</w:t>
             </w:r>
           </w:p>
         </w:tc>
